--- a/renda-extra/produtos/controle-total/es-MX/ebook.docx
+++ b/renda-extra/produtos/controle-total/es-MX/ebook.docx
@@ -2737,7 +2737,7 @@
           <wp:inline distT="0" distB="0" distL="0" distR="0">
             <wp:extent cx="5334000" cy="3810000"/>
             <wp:effectExtent t="0" r="0" b="0" l="0"/>
-            <wp:docPr id="1" name="01-anatomia.png" descr="El piso pélvico visto de lado: una red de músculos entre el pubis y el coxis. La flecha muestra la dirección de la contracción, hacia arriba y hacia adentro." title="01-anatomia.png"/>
+            <wp:docPr id="1" name="01-anatomia.jpg" descr="El piso pélvico visto de lado: una red de músculos entre el pubis y el coxis. La flecha muestra la dirección de la contracción, hacia arriba y hacia adentro." title="01-anatomia.jpg"/>
             <wp:cNvGraphicFramePr>
               <a:graphicFrameLocks xmlns:a="http://schemas.openxmlformats.org/drawingml/2006/main" noChangeAspect="1"/>
             </wp:cNvGraphicFramePr>
@@ -4074,7 +4074,7 @@
           <wp:inline distT="0" distB="0" distL="0" distR="0">
             <wp:extent cx="5334000" cy="3810000"/>
             <wp:effectExtent t="0" r="0" b="0" l="0"/>
-            <wp:docPr id="1" name="02-kegel-deitado.png" descr="Acostado boca arriba, rodillas dobladas, pies en el piso. La flecha pequeña en el periné muestra la contracción: hacia arriba." title="02-kegel-deitado.png"/>
+            <wp:docPr id="1" name="02-kegel-deitado.jpg" descr="Acostado boca arriba, rodillas dobladas, pies en el piso. La flecha pequeña en el periné muestra la contracción: hacia arriba." title="02-kegel-deitado.jpg"/>
             <wp:cNvGraphicFramePr>
               <a:graphicFrameLocks xmlns:a="http://schemas.openxmlformats.org/drawingml/2006/main" noChangeAspect="1"/>
             </wp:cNvGraphicFramePr>
@@ -4420,7 +4420,7 @@
           <wp:inline distT="0" distB="0" distL="0" distR="0">
             <wp:extent cx="5334000" cy="3810000"/>
             <wp:effectExtent t="0" r="0" b="0" l="0"/>
-            <wp:docPr id="1" name="03-kegel-sentado.png" descr="Sentado en una silla, columna erguida, pies en el piso. La flecha muestra la contracción hacia arriba, ahora contra la gravedad." title="03-kegel-sentado.png"/>
+            <wp:docPr id="1" name="03-kegel-sentado.jpg" descr="Sentado en un banco, columna erguida, pies en el piso. Sirve cualquier silla firme. La flecha muestra la contracción hacia arriba, ahora contra la gravedad." title="03-kegel-sentado.jpg"/>
             <wp:cNvGraphicFramePr>
               <a:graphicFrameLocks xmlns:a="http://schemas.openxmlformats.org/drawingml/2006/main" noChangeAspect="1"/>
             </wp:cNvGraphicFramePr>
@@ -4469,7 +4469,7 @@
           <w:sz w:val="18"/>
           <w:szCs w:val="18"/>
         </w:rPr>
-        <w:t xml:space="preserve">Sentado en una silla, columna erguida, pies en el piso. La flecha muestra la contracción hacia arriba, ahora contra la gravedad.</w:t>
+        <w:t xml:space="preserve">Sentado en un banco, columna erguida, pies en el piso. Sirve cualquier silla firme. La flecha muestra la contracción hacia arriba, ahora contra la gravedad.</w:t>
       </w:r>
     </w:p>
     <w:p>
@@ -4783,7 +4783,7 @@
           <wp:inline distT="0" distB="0" distL="0" distR="0">
             <wp:extent cx="5334000" cy="3810000"/>
             <wp:effectExtent t="0" r="0" b="0" l="0"/>
-            <wp:docPr id="1" name="04-contracoes-rapidas.png" descr="De pie, tres flechas cortas hacia arriba: contrae fuerte 1 segundo, suelta 1 segundo, en secuencia." title="04-contracoes-rapidas.png"/>
+            <wp:docPr id="1" name="04-contracoes-rapidas.jpg" descr="De pie, tres flechas cortas hacia arriba: contrae fuerte 1 segundo, suelta 1 segundo, en secuencia." title="04-contracoes-rapidas.jpg"/>
             <wp:cNvGraphicFramePr>
               <a:graphicFrameLocks xmlns:a="http://schemas.openxmlformats.org/drawingml/2006/main" noChangeAspect="1"/>
             </wp:cNvGraphicFramePr>
@@ -5771,7 +5771,7 @@
           <wp:inline distT="0" distB="0" distL="0" distR="0">
             <wp:extent cx="5334000" cy="3810000"/>
             <wp:effectExtent t="0" r="0" b="0" l="0"/>
-            <wp:docPr id="1" name="05-kegel-reverso.png" descr="Acostado, la región del periné baja un poco. Es dejar caer, no pujar." title="05-kegel-reverso.png"/>
+            <wp:docPr id="1" name="05-kegel-reverso.jpg" descr="En cuatro puntos, como en la foto, o acostado boca arriba, como en los pasos: la región del periné baja un poco. Es dejar caer, no pujar." title="05-kegel-reverso.jpg"/>
             <wp:cNvGraphicFramePr>
               <a:graphicFrameLocks xmlns:a="http://schemas.openxmlformats.org/drawingml/2006/main" noChangeAspect="1"/>
             </wp:cNvGraphicFramePr>
@@ -5820,7 +5820,7 @@
           <w:sz w:val="18"/>
           <w:szCs w:val="18"/>
         </w:rPr>
-        <w:t xml:space="preserve">Acostado, la región del periné baja un poco. Es dejar caer, no pujar.</w:t>
+        <w:t xml:space="preserve">En cuatro puntos, como en la foto, o acostado boca arriba, como en los pasos: la región del periné baja un poco. Es dejar caer, no pujar.</w:t>
       </w:r>
     </w:p>
     <w:p>
@@ -6076,7 +6076,7 @@
           <w:sz w:val="22"/>
           <w:szCs w:val="22"/>
         </w:rPr>
-        <w:t xml:space="preserve">Si no logras sentir la soltura, haz una contracción ligera de 2 segundos y luego suelta. La diferencia se vuelve obvia. Con el tiempo irás directo al soltar.</w:t>
+        <w:t xml:space="preserve">Si no logras sentir la soltura, haz una contracción ligera de 2 segundos y luego suelta. La diferencia se vuelve obvia. Con el tiempo irás directo al soltar. Si acostado todavía no sale, prueba en cuatro puntos, como en la foto: con la cadera más arriba que el tronco, la gravedad ayuda a que el periné baje.</w:t>
       </w:r>
     </w:p>
     <w:p>
@@ -6105,7 +6105,7 @@
           <wp:inline distT="0" distB="0" distL="0" distR="0">
             <wp:extent cx="5334000" cy="3810000"/>
             <wp:effectExtent t="0" r="0" b="0" l="0"/>
-            <wp:docPr id="1" name="06-respiracao.png" descr="Inhala en 4 segundos, el abdomen sube y el periné se relaja. Exhala en 6, el abdomen baja." title="06-respiracao.png"/>
+            <wp:docPr id="1" name="06-respiracao.jpg" descr="Inhala en 4 segundos, el abdomen sube y el periné se relaja. Exhala en 6, el abdomen baja." title="06-respiracao.jpg"/>
             <wp:cNvGraphicFramePr>
               <a:graphicFrameLocks xmlns:a="http://schemas.openxmlformats.org/drawingml/2006/main" noChangeAspect="1"/>
             </wp:cNvGraphicFramePr>
@@ -7193,7 +7193,7 @@
           <wp:inline distT="0" distB="0" distL="0" distR="0">
             <wp:extent cx="5334000" cy="3810000"/>
             <wp:effectExtent t="0" r="0" b="0" l="0"/>
-            <wp:docPr id="1" name="07-agachamento.png" descr="Sentadilla profunda: talones en el piso, rodillas hacia afuera, tronco erguido." title="07-agachamento.png"/>
+            <wp:docPr id="1" name="07-agachamento.jpg" descr="Sentadilla: talones en el piso, tronco erguido. Baja lo que puedas; con la práctica, la cadera llega cerca de los talones." title="07-agachamento.jpg"/>
             <wp:cNvGraphicFramePr>
               <a:graphicFrameLocks xmlns:a="http://schemas.openxmlformats.org/drawingml/2006/main" noChangeAspect="1"/>
             </wp:cNvGraphicFramePr>
@@ -7242,7 +7242,7 @@
           <w:sz w:val="18"/>
           <w:szCs w:val="18"/>
         </w:rPr>
-        <w:t xml:space="preserve">Sentadilla profunda: talones en el piso, rodillas hacia afuera, tronco erguido.</w:t>
+        <w:t xml:space="preserve">Sentadilla: talones en el piso, tronco erguido. Baja lo que puedas; con la práctica, la cadera llega cerca de los talones.</w:t>
       </w:r>
     </w:p>
     <w:p>
@@ -7305,7 +7305,7 @@
           <w:sz w:val="22"/>
           <w:szCs w:val="22"/>
         </w:rPr>
-        <w:t xml:space="preserve">Tronco erguido, pecho abierto. Manos juntas frente al pecho, codos empujando suavemente las rodillas hacia afuera.</w:t>
+        <w:t xml:space="preserve">Tronco erguido, pecho abierto. Los brazos estirados al frente, como en la foto, ayudan al equilibrio; cuando ya bajes profundo, junta las manos frente al pecho y usa los codos para empujar suavemente las rodillas hacia afuera.</w:t>
       </w:r>
     </w:p>
     <w:p>
@@ -7568,7 +7568,7 @@
           <wp:inline distT="0" distB="0" distL="0" distR="0">
             <wp:extent cx="5334000" cy="3810000"/>
             <wp:effectExtent t="0" r="0" b="0" l="0"/>
-            <wp:docPr id="1" name="08-borboleta.png" descr="Mariposa: plantas de los pies juntas, rodillas cayendo hacia los lados con su propio peso." title="08-borboleta.png"/>
+            <wp:docPr id="1" name="08-borboleta.jpg" descr="Mariposa: plantas de los pies juntas, rodillas cayendo hacia los lados con su propio peso." title="08-borboleta.jpg"/>
             <wp:cNvGraphicFramePr>
               <a:graphicFrameLocks xmlns:a="http://schemas.openxmlformats.org/drawingml/2006/main" noChangeAspect="1"/>
             </wp:cNvGraphicFramePr>
@@ -7914,7 +7914,7 @@
           <wp:inline distT="0" distB="0" distL="0" distR="0">
             <wp:extent cx="5334000" cy="3810000"/>
             <wp:effectExtent t="0" r="0" b="0" l="0"/>
-            <wp:docPr id="1" name="09-flexor-quadril.png" descr="Flexor de cadera: hincado, una pierna al frente, la cadera avanzando con el tronco erguido." title="09-flexor-quadril.png"/>
+            <wp:docPr id="1" name="09-flexor-quadril.jpg" descr="Flexor de cadera: hincado, una pierna al frente, la cadera avanzando con el tronco erguido." title="09-flexor-quadril.jpg"/>
             <wp:cNvGraphicFramePr>
               <a:graphicFrameLocks xmlns:a="http://schemas.openxmlformats.org/drawingml/2006/main" noChangeAspect="1"/>
             </wp:cNvGraphicFramePr>
@@ -8874,7 +8874,7 @@
           <wp:inline distT="0" distB="0" distL="0" distR="0">
             <wp:extent cx="5334000" cy="3810000"/>
             <wp:effectExtent t="0" r="0" b="0" l="0"/>
-            <wp:docPr id="1" name="10-prancha.png" descr="Plancha sobre los antebrazos, cuerpo recto. En la exhalación, periné y abdomen contraen suave." title="10-prancha.png"/>
+            <wp:docPr id="1" name="10-prancha.jpg" descr="Plancha con los brazos estirados, cuerpo recto. En la exhalación, periné y abdomen contraen suave. Sobre los antebrazos, el patrón es el mismo." title="10-prancha.jpg"/>
             <wp:cNvGraphicFramePr>
               <a:graphicFrameLocks xmlns:a="http://schemas.openxmlformats.org/drawingml/2006/main" noChangeAspect="1"/>
             </wp:cNvGraphicFramePr>
@@ -8923,7 +8923,7 @@
           <w:sz w:val="18"/>
           <w:szCs w:val="18"/>
         </w:rPr>
-        <w:t xml:space="preserve">Plancha sobre los antebrazos, cuerpo recto. En la exhalación, periné y abdomen contraen suave.</w:t>
+        <w:t xml:space="preserve">Plancha con los brazos estirados, cuerpo recto. En la exhalación, periné y abdomen contraen suave. Sobre los antebrazos, el patrón es el mismo.</w:t>
       </w:r>
     </w:p>
     <w:p>
@@ -8940,7 +8940,7 @@
           <w:sz w:val="22"/>
           <w:szCs w:val="22"/>
         </w:rPr>
-        <w:t xml:space="preserve">Antebrazos en el piso, codos debajo de los hombros, puntas de los pies en el piso.</w:t>
+        <w:t xml:space="preserve">Manos en el piso debajo de los hombros y brazos estirados, como en la foto. Si te duele la muñeca, apoya los antebrazos con los codos debajo de los hombros. Puntas de los pies en el piso.</w:t>
       </w:r>
     </w:p>
     <w:p>
@@ -9127,7 +9127,7 @@
           <w:sz w:val="22"/>
           <w:szCs w:val="22"/>
         </w:rPr>
-        <w:t xml:space="preserve">Codos bajo los hombros y cuello en línea con el cuerpo, sin peso en la nuca.</w:t>
+        <w:t xml:space="preserve">Manos o codos bajo los hombros y cuello en línea con el cuerpo, sin peso en la nuca.</w:t>
       </w:r>
     </w:p>
     <w:p>
